--- a/assets/thesis/bao-cao-tkw.docx
+++ b/assets/thesis/bao-cao-tkw.docx
@@ -190,7 +190,6 @@
       <w:pPr>
         <w:jc w:val="center"/>
         <w:rPr>
-          <w:rFonts w:hint="eastAsia"/>
           <w:b/>
           <w:sz w:val="40"/>
           <w:szCs w:val="40"/>
@@ -790,7 +789,6 @@
       <w:pPr>
         <w:jc w:val="center"/>
         <w:rPr>
-          <w:rFonts w:hint="eastAsia"/>
           <w:b/>
           <w:sz w:val="40"/>
           <w:szCs w:val="40"/>
@@ -6784,13 +6782,559 @@
     </w:p>
     <w:p>
       <w:pPr>
-        <w:rPr>
-          <w:lang w:eastAsia="ja-JP"/>
-        </w:rPr>
-      </w:pPr>
-      <w:r>
-        <w:rPr>
-          <w:lang w:eastAsia="ja-JP"/>
+        <w:pStyle w:val="Heading2"/>
+      </w:pPr>
+      <w:r>
+        <w:t>Bootstrap </w:t>
+      </w:r>
+    </w:p>
+    <w:p>
+      <w:pPr>
+        <w:pStyle w:val="Heading3"/>
+        <w:rPr>
+          <w:lang w:eastAsia="ja-JP"/>
+        </w:rPr>
+      </w:pPr>
+      <w:r>
+        <w:t>Bootstrap</w:t>
+      </w:r>
+      <w:r>
+        <w:rPr>
+          <w:rFonts w:hint="eastAsia"/>
+          <w:lang w:eastAsia="ja-JP"/>
+        </w:rPr>
+        <w:t xml:space="preserve"> là gì</w:t>
+      </w:r>
+    </w:p>
+    <w:p>
+      <w:pPr>
+        <w:pStyle w:val="noidung"/>
+        <w:rPr>
+          <w:lang w:eastAsia="ja-JP"/>
+        </w:rPr>
+      </w:pPr>
+      <w:r>
+        <w:rPr>
+          <w:lang w:eastAsia="ja-JP"/>
+        </w:rPr>
+        <w:t>Bootstrap là một bộ công cụ mã nguồn mở phổ biến (framework front-end) dùng để thiết kế và phát triển giao diện website một cách nhanh chóng. Bộ công cụ này cung cấp sẵn các đoạn mã HTML, CSS và JavaScript để xây dựng các thành phần như nút bấm, biểu mẫu, menu và hệ thống lưới (grid system)</w:t>
+      </w:r>
+    </w:p>
+    <w:p>
+      <w:pPr>
+        <w:pStyle w:val="Heading3"/>
+        <w:rPr>
+          <w:rFonts w:ascii="Calibri" w:hAnsi="Calibri" w:cs="Calibri"/>
+          <w:lang w:val="vi-VN" w:eastAsia="ja-JP"/>
+        </w:rPr>
+      </w:pPr>
+      <w:r>
+        <w:rPr>
+          <w:lang w:eastAsia="ja-JP"/>
+        </w:rPr>
+        <w:tab/>
+      </w:r>
+      <w:r>
+        <w:rPr>
+          <w:rFonts w:hint="eastAsia"/>
+          <w:lang w:eastAsia="ja-JP"/>
+        </w:rPr>
+        <w:t>L</w:t>
+      </w:r>
+      <w:r>
+        <w:rPr>
+          <w:lang w:eastAsia="ja-JP"/>
+        </w:rPr>
+        <w:t>ị</w:t>
+      </w:r>
+      <w:r>
+        <w:rPr>
+          <w:rFonts w:hint="eastAsia"/>
+          <w:lang w:eastAsia="ja-JP"/>
+        </w:rPr>
+        <w:t>ch s</w:t>
+      </w:r>
+      <w:r>
+        <w:rPr>
+          <w:rFonts w:ascii="Calibri" w:hAnsi="Calibri" w:cs="Calibri"/>
+          <w:lang w:val="vi-VN" w:eastAsia="ja-JP"/>
+        </w:rPr>
+        <w:t>ử</w:t>
+      </w:r>
+      <w:r>
+        <w:rPr>
+          <w:rFonts w:ascii="Calibri" w:hAnsi="Calibri" w:cs="Calibri" w:hint="eastAsia"/>
+          <w:lang w:val="vi-VN" w:eastAsia="ja-JP"/>
+        </w:rPr>
+        <w:t xml:space="preserve"> hình thành </w:t>
+      </w:r>
+    </w:p>
+    <w:p>
+      <w:pPr>
+        <w:pStyle w:val="noidung"/>
+      </w:pPr>
+      <w:r>
+        <w:t>Được phát triển vào giữa năm 2010 tại Twitter bởi hai kỹ sư Mark Otto và Jacob Thornton, Bootstrap ban đầu có tên là Twitter Blueprint. Mục đích ban đầu là tạo công cụ nội bộ để xây dựng giao diện người dùng nhất quán. Ngày 19/8/2011, dự án được chính thức phát hành mã nguồn mở trên GitHub</w:t>
+      </w:r>
+    </w:p>
+    <w:p>
+      <w:pPr>
+        <w:pStyle w:val="noidung"/>
+      </w:pPr>
+      <w:r>
+        <w:t>Hiện nay</w:t>
+      </w:r>
+      <w:r>
+        <w:t xml:space="preserve"> Phiên bản mới nhất là </w:t>
+      </w:r>
+      <w:r>
+        <w:t>Bootstrap</w:t>
+      </w:r>
+      <w:r>
+        <w:t xml:space="preserve"> 5</w:t>
+      </w:r>
+      <w:r>
+        <w:t xml:space="preserve"> Loại bỏ hoàn toàn sự phụ thuộc vào thư viện jQuery, tối ưu hóa kích thước mã nguồn và cải thiện hiệu suất.</w:t>
+      </w:r>
+    </w:p>
+    <w:p>
+      <w:pPr>
+        <w:pStyle w:val="Heading3"/>
+        <w:rPr>
+          <w:lang w:eastAsia="ja-JP"/>
+        </w:rPr>
+      </w:pPr>
+      <w:r>
+        <w:rPr>
+          <w:rFonts w:hint="eastAsia"/>
+          <w:lang w:eastAsia="ja-JP"/>
+        </w:rPr>
+        <w:lastRenderedPageBreak/>
+        <w:t xml:space="preserve">Cách thêm </w:t>
+      </w:r>
+      <w:r>
+        <w:rPr>
+          <w:rFonts w:hint="eastAsia"/>
+          <w:lang w:eastAsia="ja-JP"/>
+        </w:rPr>
+        <w:t>Bootstrap 5</w:t>
+      </w:r>
+      <w:r>
+        <w:rPr>
+          <w:rFonts w:hint="eastAsia"/>
+          <w:lang w:eastAsia="ja-JP"/>
+        </w:rPr>
+        <w:t xml:space="preserve"> vào trang web</w:t>
+      </w:r>
+    </w:p>
+    <w:p>
+      <w:pPr>
+        <w:pStyle w:val="noidung"/>
+      </w:pPr>
+      <w:r>
+        <w:t>Có 2 cách phổ biến nhất để thêm Bootstrap 5 vào trang web: Sử dụng CDN (nhanh chóng, không cần tải file) hoặc Tải về máy (lưu trữ mã nguồn cục bộ)</w:t>
+      </w:r>
+    </w:p>
+    <w:p>
+      <w:pPr>
+        <w:pStyle w:val="noidung"/>
+        <w:rPr>
+          <w:lang w:eastAsia="ja-JP"/>
+        </w:rPr>
+      </w:pPr>
+      <w:r>
+        <w:rPr>
+          <w:rFonts w:hint="eastAsia"/>
+          <w:lang w:eastAsia="ja-JP"/>
+        </w:rPr>
+        <w:t>Ph</w:t>
+      </w:r>
+      <w:r>
+        <w:rPr>
+          <w:lang w:eastAsia="ja-JP"/>
+        </w:rPr>
+        <w:t>ổ</w:t>
+      </w:r>
+      <w:r>
+        <w:rPr>
+          <w:rFonts w:hint="eastAsia"/>
+          <w:lang w:eastAsia="ja-JP"/>
+        </w:rPr>
+        <w:t xml:space="preserve"> bi</w:t>
+      </w:r>
+      <w:r>
+        <w:rPr>
+          <w:lang w:eastAsia="ja-JP"/>
+        </w:rPr>
+        <w:t>ế</w:t>
+      </w:r>
+      <w:r>
+        <w:rPr>
+          <w:rFonts w:hint="eastAsia"/>
+          <w:lang w:eastAsia="ja-JP"/>
+        </w:rPr>
+        <w:t>n nh</w:t>
+      </w:r>
+      <w:r>
+        <w:rPr>
+          <w:lang w:eastAsia="ja-JP"/>
+        </w:rPr>
+        <w:t>ấ</w:t>
+      </w:r>
+      <w:r>
+        <w:rPr>
+          <w:rFonts w:hint="eastAsia"/>
+          <w:lang w:eastAsia="ja-JP"/>
+        </w:rPr>
+        <w:t>t là dùng CDN đ</w:t>
+      </w:r>
+      <w:r>
+        <w:rPr>
+          <w:lang w:eastAsia="ja-JP"/>
+        </w:rPr>
+        <w:t>ặ</w:t>
+      </w:r>
+      <w:r>
+        <w:rPr>
+          <w:rFonts w:hint="eastAsia"/>
+          <w:lang w:eastAsia="ja-JP"/>
+        </w:rPr>
+        <w:t>t th</w:t>
+      </w:r>
+      <w:r>
+        <w:rPr>
+          <w:lang w:eastAsia="ja-JP"/>
+        </w:rPr>
+        <w:t>ẻ</w:t>
+      </w:r>
+      <w:r>
+        <w:rPr>
+          <w:rFonts w:hint="eastAsia"/>
+          <w:lang w:eastAsia="ja-JP"/>
+        </w:rPr>
+        <w:t xml:space="preserve"> &lt;link&gt; vào trang &lt;head&gt;</w:t>
+      </w:r>
+    </w:p>
+    <w:p>
+      <w:pPr>
+        <w:pStyle w:val="noidung"/>
+        <w:rPr>
+          <w:lang w:eastAsia="ja-JP"/>
+        </w:rPr>
+      </w:pPr>
+      <w:r>
+        <w:rPr>
+          <w:lang w:eastAsia="ja-JP"/>
+        </w:rPr>
+        <w:t>V</w:t>
+      </w:r>
+      <w:r>
+        <w:rPr>
+          <w:rFonts w:hint="eastAsia"/>
+          <w:lang w:eastAsia="ja-JP"/>
+        </w:rPr>
+        <w:t>í d</w:t>
+      </w:r>
+      <w:r>
+        <w:rPr>
+          <w:lang w:eastAsia="ja-JP"/>
+        </w:rPr>
+        <w:t>ụ</w:t>
+      </w:r>
+      <w:r>
+        <w:rPr>
+          <w:rFonts w:hint="eastAsia"/>
+          <w:lang w:eastAsia="ja-JP"/>
+        </w:rPr>
+        <w:t xml:space="preserve">: </w:t>
+      </w:r>
+    </w:p>
+    <w:p>
+      <w:pPr>
+        <w:pStyle w:val="manguon"/>
+      </w:pPr>
+      <w:r>
+        <w:t>&lt;head&gt;</w:t>
+      </w:r>
+    </w:p>
+    <w:p>
+      <w:pPr>
+        <w:pStyle w:val="manguon"/>
+      </w:pPr>
+      <w:r>
+        <w:t xml:space="preserve">  &lt;title&gt;Bootstrap 5 Example&lt;/title&gt;</w:t>
+      </w:r>
+    </w:p>
+    <w:p>
+      <w:pPr>
+        <w:pStyle w:val="manguon"/>
+      </w:pPr>
+      <w:r>
+        <w:t xml:space="preserve">  &lt;meta charset="utf-8"&gt;</w:t>
+      </w:r>
+    </w:p>
+    <w:p>
+      <w:pPr>
+        <w:pStyle w:val="manguon"/>
+      </w:pPr>
+      <w:r>
+        <w:t xml:space="preserve">  &lt;meta name="viewport" content="width=device-width, initial-scale=1"&gt;</w:t>
+      </w:r>
+    </w:p>
+    <w:p>
+      <w:pPr>
+        <w:pStyle w:val="manguon"/>
+      </w:pPr>
+      <w:r>
+        <w:t xml:space="preserve">  &lt;link href="https://cdn.jsdelivr.net/npm/bootstrap@5.3.8/dist/css/bootstrap.min.css" rel="stylesheet"&gt;</w:t>
+      </w:r>
+    </w:p>
+    <w:p>
+      <w:pPr>
+        <w:pStyle w:val="manguon"/>
+      </w:pPr>
+      <w:r>
+        <w:t xml:space="preserve">  &lt;script src="https://cdn.jsdelivr.net/npm/bootstrap@5.3.8/dist/js/bootstrap.bundle.min.js"&gt;&lt;/script&gt;</w:t>
+      </w:r>
+    </w:p>
+    <w:p>
+      <w:pPr>
+        <w:pStyle w:val="manguon"/>
+      </w:pPr>
+      <w:r>
+        <w:t>&lt;/head&gt;</w:t>
+      </w:r>
+    </w:p>
+    <w:p>
+      <w:pPr>
+        <w:pStyle w:val="noidung"/>
+      </w:pPr>
+      <w:r>
+        <w:t xml:space="preserve">Nếu đang phát triển ứng dụng cần hoạt động ngoại tuyến (offline) hoặc muốn toàn quyền kiểm soát mã nguồn, hãy tải các tệp trực tiếp </w:t>
+      </w:r>
+      <w:r>
+        <w:t xml:space="preserve">Bootstrap về và sao đó link file đó tương tự như cách chèn </w:t>
+      </w:r>
+      <w:r>
+        <w:t>External CSS</w:t>
+      </w:r>
+    </w:p>
+    <w:p>
+      <w:pPr>
+        <w:pStyle w:val="noidung"/>
+        <w:rPr>
+          <w:lang w:eastAsia="ja-JP"/>
+        </w:rPr>
+      </w:pPr>
+      <w:r>
+        <w:rPr>
+          <w:lang w:eastAsia="ja-JP"/>
+        </w:rPr>
+        <w:t>V</w:t>
+      </w:r>
+      <w:r>
+        <w:rPr>
+          <w:rFonts w:hint="eastAsia"/>
+          <w:lang w:eastAsia="ja-JP"/>
+        </w:rPr>
+        <w:t>í d</w:t>
+      </w:r>
+      <w:r>
+        <w:rPr>
+          <w:lang w:eastAsia="ja-JP"/>
+        </w:rPr>
+        <w:t>ụ</w:t>
+      </w:r>
+      <w:r>
+        <w:rPr>
+          <w:rFonts w:hint="eastAsia"/>
+          <w:lang w:eastAsia="ja-JP"/>
+        </w:rPr>
+        <w:t xml:space="preserve">: </w:t>
+      </w:r>
+    </w:p>
+    <w:p>
+      <w:pPr>
+        <w:pStyle w:val="manguon"/>
+        <w:rPr>
+          <w:rFonts w:hint="eastAsia"/>
+          <w:lang w:eastAsia="ja-JP"/>
+        </w:rPr>
+      </w:pPr>
+      <w:r>
+        <w:rPr>
+          <w:rFonts w:hint="eastAsia"/>
+          <w:lang w:eastAsia="ja-JP"/>
+        </w:rPr>
+        <w:t xml:space="preserve">// file </w:t>
+      </w:r>
+      <w:r>
+        <w:rPr>
+          <w:lang w:eastAsia="ja-JP"/>
+        </w:rPr>
+        <w:t>css/bootstrap.min.css</w:t>
+      </w:r>
+      <w:r>
+        <w:rPr>
+          <w:rFonts w:hint="eastAsia"/>
+          <w:lang w:eastAsia="ja-JP"/>
+        </w:rPr>
+        <w:t xml:space="preserve"> là </w:t>
+      </w:r>
+      <w:r>
+        <w:t xml:space="preserve">Bootstrap </w:t>
+      </w:r>
+      <w:r>
+        <w:rPr>
+          <w:rFonts w:hint="eastAsia"/>
+          <w:lang w:eastAsia="ja-JP"/>
+        </w:rPr>
+        <w:t>đã t</w:t>
+      </w:r>
+      <w:r>
+        <w:rPr>
+          <w:lang w:eastAsia="ja-JP"/>
+        </w:rPr>
+        <w:t>ả</w:t>
+      </w:r>
+      <w:r>
+        <w:rPr>
+          <w:rFonts w:hint="eastAsia"/>
+          <w:lang w:eastAsia="ja-JP"/>
+        </w:rPr>
+        <w:t>i v</w:t>
+      </w:r>
+      <w:r>
+        <w:rPr>
+          <w:lang w:eastAsia="ja-JP"/>
+        </w:rPr>
+        <w:t>ề</w:t>
+      </w:r>
+      <w:r>
+        <w:rPr>
+          <w:rFonts w:hint="eastAsia"/>
+          <w:lang w:eastAsia="ja-JP"/>
+        </w:rPr>
+        <w:t xml:space="preserve"> </w:t>
+      </w:r>
+    </w:p>
+    <w:p>
+      <w:pPr>
+        <w:pStyle w:val="manguon"/>
+        <w:rPr>
+          <w:lang w:eastAsia="ja-JP"/>
+        </w:rPr>
+      </w:pPr>
+      <w:r>
+        <w:rPr>
+          <w:lang w:eastAsia="ja-JP"/>
+        </w:rPr>
+        <w:t>&lt;link href="css/bootstrap.min.css" rel="stylesheet"&gt;</w:t>
+      </w:r>
+    </w:p>
+    <w:p>
+      <w:pPr>
+        <w:pStyle w:val="manguon"/>
+        <w:rPr>
+          <w:lang w:eastAsia="ja-JP"/>
+        </w:rPr>
+      </w:pPr>
+    </w:p>
+    <w:p>
+      <w:pPr>
+        <w:pStyle w:val="manguon"/>
+        <w:rPr>
+          <w:lang w:eastAsia="ja-JP"/>
+        </w:rPr>
+      </w:pPr>
+      <w:r>
+        <w:rPr>
+          <w:rFonts w:hint="eastAsia"/>
+          <w:lang w:eastAsia="ja-JP"/>
+        </w:rPr>
+        <w:t xml:space="preserve">// file </w:t>
+      </w:r>
+      <w:r>
+        <w:rPr>
+          <w:lang w:eastAsia="ja-JP"/>
+        </w:rPr>
+        <w:t>js/bootstrap.bundle.min.js</w:t>
+      </w:r>
+      <w:r>
+        <w:rPr>
+          <w:rFonts w:hint="eastAsia"/>
+          <w:lang w:eastAsia="ja-JP"/>
+        </w:rPr>
+        <w:t xml:space="preserve"> </w:t>
+      </w:r>
+      <w:r>
+        <w:rPr>
+          <w:rFonts w:hint="eastAsia"/>
+          <w:lang w:eastAsia="ja-JP"/>
+        </w:rPr>
+        <w:t xml:space="preserve">là </w:t>
+      </w:r>
+      <w:r>
+        <w:t xml:space="preserve">Bootstrap </w:t>
+      </w:r>
+      <w:r>
+        <w:rPr>
+          <w:rFonts w:hint="eastAsia"/>
+          <w:lang w:eastAsia="ja-JP"/>
+        </w:rPr>
+        <w:t>đã t</w:t>
+      </w:r>
+      <w:r>
+        <w:rPr>
+          <w:lang w:eastAsia="ja-JP"/>
+        </w:rPr>
+        <w:t>ả</w:t>
+      </w:r>
+      <w:r>
+        <w:rPr>
+          <w:rFonts w:hint="eastAsia"/>
+          <w:lang w:eastAsia="ja-JP"/>
+        </w:rPr>
+        <w:t>i v</w:t>
+      </w:r>
+      <w:r>
+        <w:rPr>
+          <w:lang w:eastAsia="ja-JP"/>
+        </w:rPr>
+        <w:t>ề</w:t>
+      </w:r>
+      <w:r>
+        <w:rPr>
+          <w:rFonts w:hint="eastAsia"/>
+          <w:lang w:eastAsia="ja-JP"/>
+        </w:rPr>
+        <w:t xml:space="preserve"> </w:t>
+      </w:r>
+    </w:p>
+    <w:p>
+      <w:pPr>
+        <w:pStyle w:val="manguon"/>
+        <w:rPr>
+          <w:rFonts w:hint="eastAsia"/>
+          <w:lang w:eastAsia="ja-JP"/>
+        </w:rPr>
+      </w:pPr>
+      <w:r>
+        <w:rPr>
+          <w:lang w:eastAsia="ja-JP"/>
+        </w:rPr>
+        <w:t>&lt;script src="js/bootstrap.bundle.min.js"&gt;&lt;/script&gt;</w:t>
+      </w:r>
+    </w:p>
+    <w:p>
+      <w:pPr>
+        <w:rPr>
+          <w:lang w:val="vi-VN" w:eastAsia="ja-JP"/>
+        </w:rPr>
+      </w:pPr>
+      <w:r>
+        <w:rPr>
+          <w:lang w:val="vi-VN" w:eastAsia="ja-JP"/>
         </w:rPr>
         <w:br w:type="page"/>
       </w:r>
@@ -6799,11 +7343,14 @@
       <w:pPr>
         <w:pStyle w:val="Heading1"/>
         <w:rPr>
-          <w:lang w:eastAsia="ja-JP"/>
+          <w:lang w:val="vi-VN" w:eastAsia="ja-JP"/>
         </w:rPr>
       </w:pPr>
       <w:bookmarkStart w:id="18" w:name="_Toc234387714"/>
       <w:r>
+        <w:rPr>
+          <w:lang w:val="vi-VN"/>
+        </w:rPr>
         <w:lastRenderedPageBreak/>
         <w:t>Phân tích thiết kế hệ thống</w:t>
       </w:r>
@@ -8982,7 +9529,6 @@
   <w:style w:type="character" w:default="1" w:styleId="DefaultParagraphFont">
     <w:name w:val="Default Paragraph Font"/>
     <w:uiPriority w:val="1"/>
-    <w:semiHidden/>
     <w:unhideWhenUsed/>
   </w:style>
   <w:style w:type="table" w:default="1" w:styleId="TableNormal">
